--- a/Capstone Project Strategic Thinking.docx
+++ b/Capstone Project Strategic Thinking.docx
@@ -3,11 +3,19 @@
 <w:document xmlns:wpc="http://schemas.microsoft.com/office/word/2010/wordprocessingCanvas" xmlns:cx="http://schemas.microsoft.com/office/drawing/2014/chartex" xmlns:cx1="http://schemas.microsoft.com/office/drawing/2015/9/8/chartex" xmlns:cx2="http://schemas.microsoft.com/office/drawing/2015/10/21/chartex" xmlns:cx3="http://schemas.microsoft.com/office/drawing/2016/5/9/chartex" xmlns:cx4="http://schemas.microsoft.com/office/drawing/2016/5/10/chartex" xmlns:cx5="http://schemas.microsoft.com/office/drawing/2016/5/11/chartex" xmlns:cx6="http://schemas.microsoft.com/office/drawing/2016/5/12/chartex" xmlns:cx7="http://schemas.microsoft.com/office/drawing/2016/5/13/chartex" xmlns:cx8="http://schemas.microsoft.com/office/drawing/2016/5/14/chartex" xmlns:mc="http://schemas.openxmlformats.org/markup-compatibility/2006" xmlns:aink="http://schemas.microsoft.com/office/drawing/2016/ink" xmlns:am3d="http://schemas.microsoft.com/office/drawing/2017/model3d" xmlns:o="urn:schemas-microsoft-com:office:office" xmlns:oel="http://schemas.microsoft.com/office/2019/extlst" xmlns:r="http://schemas.openxmlformats.org/officeDocument/2006/relationships" xmlns:m="http://schemas.openxmlformats.org/officeDocument/2006/math" xmlns:v="urn:schemas-microsoft-com:vml" xmlns:wp14="http://schemas.microsoft.com/office/word/2010/wordprocessingDrawing" xmlns:wp="http://schemas.openxmlformats.org/drawingml/2006/wordprocessingDrawing" xmlns:w10="urn:schemas-microsoft-com:office:word" xmlns:w="http://schemas.openxmlformats.org/wordprocessingml/2006/main" xmlns:w14="http://schemas.microsoft.com/office/word/2010/wordml" xmlns:w15="http://schemas.microsoft.com/office/word/2012/wordml" xmlns:w16cex="http://schemas.microsoft.com/office/word/2018/wordml/cex" xmlns:w16cid="http://schemas.microsoft.com/office/word/2016/wordml/cid" xmlns:w16="http://schemas.microsoft.com/office/word/2018/wordml" xmlns:w16du="http://schemas.microsoft.com/office/word/2023/wordml/word16du" xmlns:w16sdtdh="http://schemas.microsoft.com/office/word/2020/wordml/sdtdatahash" xmlns:w16sdtfl="http://schemas.microsoft.com/office/word/2024/wordml/sdtformatlock" xmlns:w16se="http://schemas.microsoft.com/office/word/2015/wordml/symex" xmlns:wpg="http://schemas.microsoft.com/office/word/2010/wordprocessingGroup" xmlns:wpi="http://schemas.microsoft.com/office/word/2010/wordprocessingInk" xmlns:wne="http://schemas.microsoft.com/office/word/2006/wordml" xmlns:wps="http://schemas.microsoft.com/office/word/2010/wordprocessingShape" mc:Ignorable="w14 w15 w16se w16cid w16 w16cex w16sdtdh w16sdtfl w16du wp14">
   <w:body>
     <w:p>
+      <w:pPr>
+        <w:rPr>
+          <w:u w:val="single"/>
+        </w:rPr>
+      </w:pPr>
       <w:proofErr w:type="spellStart"/>
       <w:r>
         <w:t>Introduction</w:t>
       </w:r>
       <w:proofErr w:type="spellEnd"/>
+      <w:r>
+        <w:t>,</w:t>
+      </w:r>
     </w:p>
     <w:p/>
     <w:sectPr>

--- a/Capstone Project Strategic Thinking.docx
+++ b/Capstone Project Strategic Thinking.docx
@@ -8,14 +8,1111 @@
           <w:u w:val="single"/>
         </w:rPr>
       </w:pPr>
-      <w:proofErr w:type="spellStart"/>
       <w:r>
-        <w:t>Introduction</w:t>
+        <w:rPr>
+          <w:noProof/>
+          <w:sz w:val="20"/>
+          <w:szCs w:val="20"/>
+        </w:rPr>
+        <w:drawing>
+          <wp:anchor distT="0" distB="0" distL="114300" distR="114300" simplePos="0" relativeHeight="251659264" behindDoc="0" locked="0" layoutInCell="1" allowOverlap="1" wp14:anchorId="6C76428F" wp14:editId="0FE46096">
+            <wp:simplePos x="0" y="0"/>
+            <wp:positionH relativeFrom="margin">
+              <wp:posOffset>0</wp:posOffset>
+            </wp:positionH>
+            <wp:positionV relativeFrom="margin">
+              <wp:posOffset>289560</wp:posOffset>
+            </wp:positionV>
+            <wp:extent cx="4645660" cy="1347470"/>
+            <wp:effectExtent l="0" t="0" r="2540" b="5080"/>
+            <wp:wrapSquare wrapText="bothSides"/>
+            <wp:docPr id="31" name="image1.png" descr="A picture containing icon&#10;&#10;Description automatically generated"/>
+            <wp:cNvGraphicFramePr/>
+            <a:graphic xmlns:a="http://schemas.openxmlformats.org/drawingml/2006/main">
+              <a:graphicData uri="http://schemas.openxmlformats.org/drawingml/2006/picture">
+                <pic:pic xmlns:pic="http://schemas.openxmlformats.org/drawingml/2006/picture">
+                  <pic:nvPicPr>
+                    <pic:cNvPr id="0" name="image1.png" descr="A picture containing icon&#10;&#10;Description automatically generated"/>
+                    <pic:cNvPicPr preferRelativeResize="0"/>
+                  </pic:nvPicPr>
+                  <pic:blipFill>
+                    <a:blip r:embed="rId4">
+                      <a:extLst>
+                        <a:ext uri="{28A0092B-C50C-407E-A947-70E740481C1C}">
+                          <a14:useLocalDpi xmlns:a14="http://schemas.microsoft.com/office/drawing/2010/main" val="0"/>
+                        </a:ext>
+                      </a:extLst>
+                    </a:blip>
+                    <a:srcRect/>
+                    <a:stretch>
+                      <a:fillRect/>
+                    </a:stretch>
+                  </pic:blipFill>
+                  <pic:spPr>
+                    <a:xfrm>
+                      <a:off x="0" y="0"/>
+                      <a:ext cx="4645660" cy="1347470"/>
+                    </a:xfrm>
+                    <a:prstGeom prst="rect">
+                      <a:avLst/>
+                    </a:prstGeom>
+                    <a:ln/>
+                  </pic:spPr>
+                </pic:pic>
+              </a:graphicData>
+            </a:graphic>
+          </wp:anchor>
+        </w:drawing>
       </w:r>
-      <w:proofErr w:type="spellEnd"/>
+    </w:p>
+    <w:p>
+      <w:pPr>
+        <w:rPr>
+          <w:u w:val="single"/>
+        </w:rPr>
+      </w:pPr>
+    </w:p>
+    <w:p>
+      <w:pPr>
+        <w:rPr>
+          <w:u w:val="single"/>
+        </w:rPr>
+      </w:pPr>
+    </w:p>
+    <w:p>
+      <w:pPr>
+        <w:rPr>
+          <w:u w:val="single"/>
+        </w:rPr>
+      </w:pPr>
+    </w:p>
+    <w:p>
+      <w:pPr>
+        <w:rPr>
+          <w:u w:val="single"/>
+        </w:rPr>
+      </w:pPr>
+    </w:p>
+    <w:p>
+      <w:pPr>
+        <w:rPr>
+          <w:u w:val="single"/>
+        </w:rPr>
+      </w:pPr>
+    </w:p>
+    <w:p>
+      <w:pPr>
+        <w:spacing w:after="0"/>
+        <w:jc w:val="center"/>
+        <w:rPr>
+          <w:b/>
+          <w:sz w:val="20"/>
+          <w:szCs w:val="20"/>
+          <w:lang w:val="en-GB"/>
+        </w:rPr>
+      </w:pPr>
       <w:r>
-        <w:t>,</w:t>
+        <w:rPr>
+          <w:b/>
+          <w:sz w:val="20"/>
+          <w:szCs w:val="20"/>
+          <w:lang w:val="en-GB"/>
+        </w:rPr>
+        <w:t xml:space="preserve">CCT College Dublin Continuous Assessment </w:t>
       </w:r>
+    </w:p>
+    <w:p>
+      <w:pPr>
+        <w:spacing w:after="0"/>
+        <w:jc w:val="center"/>
+        <w:rPr>
+          <w:b/>
+          <w:sz w:val="20"/>
+          <w:szCs w:val="20"/>
+          <w:lang w:val="en-GB"/>
+        </w:rPr>
+      </w:pPr>
+    </w:p>
+    <w:tbl>
+      <w:tblPr>
+        <w:tblW w:w="8467" w:type="dxa"/>
+        <w:tblInd w:w="-108" w:type="dxa"/>
+        <w:tblBorders>
+          <w:top w:val="single" w:sz="4" w:space="0" w:color="000000"/>
+          <w:left w:val="single" w:sz="4" w:space="0" w:color="000000"/>
+          <w:bottom w:val="single" w:sz="4" w:space="0" w:color="000000"/>
+          <w:right w:val="single" w:sz="4" w:space="0" w:color="000000"/>
+          <w:insideH w:val="single" w:sz="4" w:space="0" w:color="000000"/>
+          <w:insideV w:val="single" w:sz="4" w:space="0" w:color="000000"/>
+        </w:tblBorders>
+        <w:tblLayout w:type="fixed"/>
+        <w:tblLook w:val="0400" w:firstRow="0" w:lastRow="0" w:firstColumn="0" w:lastColumn="0" w:noHBand="0" w:noVBand="1"/>
+      </w:tblPr>
+      <w:tblGrid>
+        <w:gridCol w:w="2088"/>
+        <w:gridCol w:w="2835"/>
+        <w:gridCol w:w="1876"/>
+        <w:gridCol w:w="1668"/>
+      </w:tblGrid>
+      <w:tr>
+        <w:tc>
+          <w:tcPr>
+            <w:tcW w:w="2088" w:type="dxa"/>
+          </w:tcPr>
+          <w:p>
+            <w:pPr>
+              <w:rPr>
+                <w:b/>
+                <w:sz w:val="20"/>
+                <w:szCs w:val="20"/>
+              </w:rPr>
+            </w:pPr>
+            <w:r>
+              <w:rPr>
+                <w:b/>
+                <w:sz w:val="20"/>
+                <w:szCs w:val="20"/>
+              </w:rPr>
+              <w:t xml:space="preserve">Student full </w:t>
+            </w:r>
+            <w:proofErr w:type="spellStart"/>
+            <w:r>
+              <w:rPr>
+                <w:b/>
+                <w:sz w:val="20"/>
+                <w:szCs w:val="20"/>
+              </w:rPr>
+              <w:t>name</w:t>
+            </w:r>
+            <w:proofErr w:type="spellEnd"/>
+            <w:r>
+              <w:rPr>
+                <w:b/>
+                <w:sz w:val="20"/>
+                <w:szCs w:val="20"/>
+              </w:rPr>
+              <w:t>:</w:t>
+            </w:r>
+          </w:p>
+        </w:tc>
+        <w:tc>
+          <w:tcPr>
+            <w:tcW w:w="6379" w:type="dxa"/>
+            <w:gridSpan w:val="3"/>
+          </w:tcPr>
+          <w:p>
+            <w:pPr>
+              <w:rPr>
+                <w:sz w:val="20"/>
+                <w:szCs w:val="20"/>
+                <w:lang w:val="en-GB"/>
+              </w:rPr>
+            </w:pPr>
+            <w:r>
+              <w:rPr>
+                <w:sz w:val="20"/>
+                <w:szCs w:val="20"/>
+                <w:lang w:val="en-GB"/>
+              </w:rPr>
+              <w:t>Alejandro Ivan Mendoza Ibarrola</w:t>
+            </w:r>
+          </w:p>
+        </w:tc>
+      </w:tr>
+      <w:tr>
+        <w:tc>
+          <w:tcPr>
+            <w:tcW w:w="2088" w:type="dxa"/>
+          </w:tcPr>
+          <w:p>
+            <w:pPr>
+              <w:rPr>
+                <w:b/>
+                <w:sz w:val="20"/>
+                <w:szCs w:val="20"/>
+              </w:rPr>
+            </w:pPr>
+            <w:r>
+              <w:rPr>
+                <w:b/>
+                <w:sz w:val="20"/>
+                <w:szCs w:val="20"/>
+              </w:rPr>
+              <w:t xml:space="preserve">Student </w:t>
+            </w:r>
+            <w:proofErr w:type="spellStart"/>
+            <w:r>
+              <w:rPr>
+                <w:b/>
+                <w:sz w:val="20"/>
+                <w:szCs w:val="20"/>
+              </w:rPr>
+              <w:t>number</w:t>
+            </w:r>
+            <w:proofErr w:type="spellEnd"/>
+            <w:r>
+              <w:rPr>
+                <w:b/>
+                <w:sz w:val="20"/>
+                <w:szCs w:val="20"/>
+              </w:rPr>
+              <w:t>:</w:t>
+            </w:r>
+          </w:p>
+        </w:tc>
+        <w:tc>
+          <w:tcPr>
+            <w:tcW w:w="6379" w:type="dxa"/>
+            <w:gridSpan w:val="3"/>
+          </w:tcPr>
+          <w:p>
+            <w:pPr>
+              <w:rPr>
+                <w:sz w:val="20"/>
+                <w:szCs w:val="20"/>
+                <w:lang w:val="en-GB"/>
+              </w:rPr>
+            </w:pPr>
+            <w:r>
+              <w:rPr>
+                <w:sz w:val="20"/>
+                <w:szCs w:val="20"/>
+                <w:lang w:val="en-GB"/>
+              </w:rPr>
+              <w:t>2026506</w:t>
+            </w:r>
+          </w:p>
+        </w:tc>
+      </w:tr>
+      <w:tr>
+        <w:tc>
+          <w:tcPr>
+            <w:tcW w:w="2088" w:type="dxa"/>
+          </w:tcPr>
+          <w:p>
+            <w:pPr>
+              <w:rPr>
+                <w:b/>
+                <w:sz w:val="20"/>
+                <w:szCs w:val="20"/>
+              </w:rPr>
+            </w:pPr>
+            <w:proofErr w:type="spellStart"/>
+            <w:r>
+              <w:rPr>
+                <w:b/>
+                <w:sz w:val="20"/>
+                <w:szCs w:val="20"/>
+              </w:rPr>
+              <w:t>Programme</w:t>
+            </w:r>
+            <w:proofErr w:type="spellEnd"/>
+            <w:r>
+              <w:rPr>
+                <w:b/>
+                <w:sz w:val="20"/>
+                <w:szCs w:val="20"/>
+              </w:rPr>
+              <w:t xml:space="preserve"> Title:</w:t>
+            </w:r>
+          </w:p>
+        </w:tc>
+        <w:tc>
+          <w:tcPr>
+            <w:tcW w:w="6379" w:type="dxa"/>
+            <w:gridSpan w:val="3"/>
+          </w:tcPr>
+          <w:p>
+            <w:pPr>
+              <w:rPr>
+                <w:i/>
+                <w:sz w:val="20"/>
+                <w:szCs w:val="20"/>
+                <w:lang w:val="en-GB"/>
+              </w:rPr>
+            </w:pPr>
+            <w:r>
+              <w:rPr>
+                <w:sz w:val="20"/>
+                <w:szCs w:val="20"/>
+                <w:lang w:val="en-GB"/>
+              </w:rPr>
+              <w:t>Higher Diploma in Data Analytics for Business</w:t>
+            </w:r>
+          </w:p>
+        </w:tc>
+      </w:tr>
+      <w:tr>
+        <w:tc>
+          <w:tcPr>
+            <w:tcW w:w="2088" w:type="dxa"/>
+          </w:tcPr>
+          <w:p>
+            <w:pPr>
+              <w:rPr>
+                <w:b/>
+                <w:sz w:val="20"/>
+                <w:szCs w:val="20"/>
+              </w:rPr>
+            </w:pPr>
+            <w:proofErr w:type="spellStart"/>
+            <w:r>
+              <w:rPr>
+                <w:b/>
+                <w:sz w:val="20"/>
+                <w:szCs w:val="20"/>
+              </w:rPr>
+              <w:t>Cohort</w:t>
+            </w:r>
+            <w:proofErr w:type="spellEnd"/>
+            <w:r>
+              <w:rPr>
+                <w:b/>
+                <w:sz w:val="20"/>
+                <w:szCs w:val="20"/>
+              </w:rPr>
+              <w:t xml:space="preserve"> </w:t>
+            </w:r>
+            <w:proofErr w:type="spellStart"/>
+            <w:r>
+              <w:rPr>
+                <w:b/>
+                <w:sz w:val="20"/>
+                <w:szCs w:val="20"/>
+              </w:rPr>
+              <w:t>Details</w:t>
+            </w:r>
+            <w:proofErr w:type="spellEnd"/>
+            <w:r>
+              <w:rPr>
+                <w:b/>
+                <w:sz w:val="20"/>
+                <w:szCs w:val="20"/>
+              </w:rPr>
+              <w:t>:</w:t>
+            </w:r>
+          </w:p>
+        </w:tc>
+        <w:tc>
+          <w:tcPr>
+            <w:tcW w:w="6379" w:type="dxa"/>
+            <w:gridSpan w:val="3"/>
+          </w:tcPr>
+          <w:p>
+            <w:pPr>
+              <w:rPr>
+                <w:i/>
+                <w:sz w:val="20"/>
+                <w:szCs w:val="20"/>
+                <w:lang w:val="en-GB"/>
+              </w:rPr>
+            </w:pPr>
+            <w:r>
+              <w:rPr>
+                <w:i/>
+                <w:sz w:val="20"/>
+                <w:szCs w:val="20"/>
+                <w:lang w:val="en-GB"/>
+              </w:rPr>
+              <w:t>Higher Diploma Data Analytics Sep2026 FT/PT Semester 1</w:t>
+            </w:r>
+          </w:p>
+        </w:tc>
+      </w:tr>
+      <w:tr>
+        <w:tc>
+          <w:tcPr>
+            <w:tcW w:w="2088" w:type="dxa"/>
+          </w:tcPr>
+          <w:p>
+            <w:pPr>
+              <w:rPr>
+                <w:sz w:val="20"/>
+                <w:szCs w:val="20"/>
+              </w:rPr>
+            </w:pPr>
+            <w:r>
+              <w:rPr>
+                <w:b/>
+                <w:sz w:val="20"/>
+                <w:szCs w:val="20"/>
+              </w:rPr>
+              <w:t>Module Title(s)</w:t>
+            </w:r>
+            <w:r>
+              <w:rPr>
+                <w:sz w:val="20"/>
+                <w:szCs w:val="20"/>
+              </w:rPr>
+              <w:t>:</w:t>
+            </w:r>
+          </w:p>
+        </w:tc>
+        <w:tc>
+          <w:tcPr>
+            <w:tcW w:w="6379" w:type="dxa"/>
+            <w:gridSpan w:val="3"/>
+          </w:tcPr>
+          <w:p>
+            <w:pPr>
+              <w:rPr>
+                <w:i/>
+                <w:sz w:val="20"/>
+                <w:szCs w:val="20"/>
+                <w:lang w:val="en-IE"/>
+              </w:rPr>
+            </w:pPr>
+            <w:r>
+              <w:rPr>
+                <w:i/>
+                <w:sz w:val="20"/>
+                <w:szCs w:val="20"/>
+                <w:lang w:val="en-IE"/>
+              </w:rPr>
+              <w:t xml:space="preserve">Strategic Thinking </w:t>
+            </w:r>
+          </w:p>
+        </w:tc>
+      </w:tr>
+      <w:tr>
+        <w:tc>
+          <w:tcPr>
+            <w:tcW w:w="2088" w:type="dxa"/>
+          </w:tcPr>
+          <w:p>
+            <w:pPr>
+              <w:rPr>
+                <w:b/>
+                <w:sz w:val="20"/>
+                <w:szCs w:val="20"/>
+              </w:rPr>
+            </w:pPr>
+            <w:proofErr w:type="spellStart"/>
+            <w:r>
+              <w:rPr>
+                <w:b/>
+                <w:sz w:val="20"/>
+                <w:szCs w:val="20"/>
+              </w:rPr>
+              <w:t>Assignment</w:t>
+            </w:r>
+            <w:proofErr w:type="spellEnd"/>
+            <w:r>
+              <w:rPr>
+                <w:b/>
+                <w:sz w:val="20"/>
+                <w:szCs w:val="20"/>
+              </w:rPr>
+              <w:t xml:space="preserve"> </w:t>
+            </w:r>
+            <w:proofErr w:type="spellStart"/>
+            <w:r>
+              <w:rPr>
+                <w:b/>
+                <w:sz w:val="20"/>
+                <w:szCs w:val="20"/>
+              </w:rPr>
+              <w:t>Type</w:t>
+            </w:r>
+            <w:proofErr w:type="spellEnd"/>
+            <w:r>
+              <w:rPr>
+                <w:b/>
+                <w:sz w:val="20"/>
+                <w:szCs w:val="20"/>
+              </w:rPr>
+              <w:t>:</w:t>
+            </w:r>
+          </w:p>
+        </w:tc>
+        <w:tc>
+          <w:tcPr>
+            <w:tcW w:w="2835" w:type="dxa"/>
+          </w:tcPr>
+          <w:p>
+            <w:pPr>
+              <w:rPr>
+                <w:i/>
+                <w:sz w:val="20"/>
+                <w:szCs w:val="20"/>
+              </w:rPr>
+            </w:pPr>
+            <w:r>
+              <w:rPr>
+                <w:i/>
+                <w:sz w:val="20"/>
+                <w:szCs w:val="20"/>
+              </w:rPr>
+              <w:t>Individual</w:t>
+            </w:r>
+          </w:p>
+        </w:tc>
+        <w:tc>
+          <w:tcPr>
+            <w:tcW w:w="1876" w:type="dxa"/>
+          </w:tcPr>
+          <w:p>
+            <w:pPr>
+              <w:rPr>
+                <w:b/>
+                <w:sz w:val="20"/>
+                <w:szCs w:val="20"/>
+              </w:rPr>
+            </w:pPr>
+            <w:proofErr w:type="spellStart"/>
+            <w:r>
+              <w:rPr>
+                <w:b/>
+                <w:sz w:val="20"/>
+                <w:szCs w:val="20"/>
+              </w:rPr>
+              <w:t>Weighting</w:t>
+            </w:r>
+            <w:proofErr w:type="spellEnd"/>
+            <w:r>
+              <w:rPr>
+                <w:b/>
+                <w:sz w:val="20"/>
+                <w:szCs w:val="20"/>
+              </w:rPr>
+              <w:t>(s):</w:t>
+            </w:r>
+          </w:p>
+        </w:tc>
+        <w:tc>
+          <w:tcPr>
+            <w:tcW w:w="1668" w:type="dxa"/>
+          </w:tcPr>
+          <w:p>
+            <w:pPr>
+              <w:rPr>
+                <w:i/>
+                <w:sz w:val="20"/>
+                <w:szCs w:val="20"/>
+              </w:rPr>
+            </w:pPr>
+            <w:r>
+              <w:rPr>
+                <w:i/>
+                <w:sz w:val="20"/>
+                <w:szCs w:val="20"/>
+              </w:rPr>
+              <w:t>2</w:t>
+            </w:r>
+            <w:r>
+              <w:rPr>
+                <w:i/>
+                <w:sz w:val="20"/>
+                <w:szCs w:val="20"/>
+              </w:rPr>
+              <w:t>0%</w:t>
+            </w:r>
+          </w:p>
+        </w:tc>
+      </w:tr>
+      <w:tr>
+        <w:tc>
+          <w:tcPr>
+            <w:tcW w:w="2088" w:type="dxa"/>
+          </w:tcPr>
+          <w:p>
+            <w:pPr>
+              <w:rPr>
+                <w:b/>
+                <w:sz w:val="20"/>
+                <w:szCs w:val="20"/>
+              </w:rPr>
+            </w:pPr>
+            <w:proofErr w:type="spellStart"/>
+            <w:r>
+              <w:rPr>
+                <w:b/>
+                <w:sz w:val="20"/>
+                <w:szCs w:val="20"/>
+              </w:rPr>
+              <w:t>Assignment</w:t>
+            </w:r>
+            <w:proofErr w:type="spellEnd"/>
+            <w:r>
+              <w:rPr>
+                <w:b/>
+                <w:sz w:val="20"/>
+                <w:szCs w:val="20"/>
+              </w:rPr>
+              <w:t xml:space="preserve"> Title:</w:t>
+            </w:r>
+          </w:p>
+        </w:tc>
+        <w:tc>
+          <w:tcPr>
+            <w:tcW w:w="6379" w:type="dxa"/>
+            <w:gridSpan w:val="3"/>
+          </w:tcPr>
+          <w:p>
+            <w:pPr>
+              <w:rPr>
+                <w:i/>
+                <w:sz w:val="20"/>
+                <w:szCs w:val="20"/>
+              </w:rPr>
+            </w:pPr>
+            <w:r>
+              <w:rPr>
+                <w:i/>
+                <w:sz w:val="20"/>
+                <w:szCs w:val="20"/>
+              </w:rPr>
+              <w:t xml:space="preserve">CA 1 – </w:t>
+            </w:r>
+            <w:proofErr w:type="spellStart"/>
+            <w:r>
+              <w:rPr>
+                <w:i/>
+                <w:sz w:val="20"/>
+                <w:szCs w:val="20"/>
+              </w:rPr>
+              <w:t>Capstone</w:t>
+            </w:r>
+            <w:proofErr w:type="spellEnd"/>
+            <w:r>
+              <w:rPr>
+                <w:i/>
+                <w:sz w:val="20"/>
+                <w:szCs w:val="20"/>
+              </w:rPr>
+              <w:t xml:space="preserve"> Project </w:t>
+            </w:r>
+            <w:proofErr w:type="spellStart"/>
+            <w:r>
+              <w:rPr>
+                <w:i/>
+                <w:sz w:val="20"/>
+                <w:szCs w:val="20"/>
+              </w:rPr>
+              <w:t>Proposal</w:t>
+            </w:r>
+            <w:proofErr w:type="spellEnd"/>
+          </w:p>
+        </w:tc>
+      </w:tr>
+      <w:tr>
+        <w:tc>
+          <w:tcPr>
+            <w:tcW w:w="2088" w:type="dxa"/>
+          </w:tcPr>
+          <w:p>
+            <w:pPr>
+              <w:rPr>
+                <w:b/>
+                <w:sz w:val="20"/>
+                <w:szCs w:val="20"/>
+              </w:rPr>
+            </w:pPr>
+            <w:proofErr w:type="spellStart"/>
+            <w:r>
+              <w:rPr>
+                <w:b/>
+                <w:sz w:val="20"/>
+                <w:szCs w:val="20"/>
+              </w:rPr>
+              <w:t>Lecturer</w:t>
+            </w:r>
+            <w:proofErr w:type="spellEnd"/>
+            <w:r>
+              <w:rPr>
+                <w:b/>
+                <w:sz w:val="20"/>
+                <w:szCs w:val="20"/>
+              </w:rPr>
+              <w:t>(s)</w:t>
+            </w:r>
+            <w:r>
+              <w:rPr>
+                <w:sz w:val="20"/>
+                <w:szCs w:val="20"/>
+              </w:rPr>
+              <w:t>:</w:t>
+            </w:r>
+          </w:p>
+        </w:tc>
+        <w:tc>
+          <w:tcPr>
+            <w:tcW w:w="6379" w:type="dxa"/>
+            <w:gridSpan w:val="3"/>
+          </w:tcPr>
+          <w:p>
+            <w:pPr>
+              <w:rPr>
+                <w:i/>
+                <w:sz w:val="20"/>
+                <w:szCs w:val="20"/>
+              </w:rPr>
+            </w:pPr>
+            <w:proofErr w:type="spellStart"/>
+            <w:r>
+              <w:rPr>
+                <w:i/>
+                <w:sz w:val="20"/>
+                <w:szCs w:val="20"/>
+                <w:lang w:val="fr-FR"/>
+              </w:rPr>
+              <w:t>Taufique</w:t>
+            </w:r>
+            <w:proofErr w:type="spellEnd"/>
+            <w:r>
+              <w:rPr>
+                <w:i/>
+                <w:sz w:val="20"/>
+                <w:szCs w:val="20"/>
+                <w:lang w:val="fr-FR"/>
+              </w:rPr>
+              <w:t xml:space="preserve"> Ahmed</w:t>
+            </w:r>
+          </w:p>
+        </w:tc>
+      </w:tr>
+      <w:tr>
+        <w:tc>
+          <w:tcPr>
+            <w:tcW w:w="2088" w:type="dxa"/>
+          </w:tcPr>
+          <w:p>
+            <w:pPr>
+              <w:rPr>
+                <w:b/>
+                <w:sz w:val="20"/>
+                <w:szCs w:val="20"/>
+              </w:rPr>
+            </w:pPr>
+            <w:proofErr w:type="spellStart"/>
+            <w:r>
+              <w:rPr>
+                <w:b/>
+                <w:sz w:val="20"/>
+                <w:szCs w:val="20"/>
+              </w:rPr>
+              <w:t>Issue</w:t>
+            </w:r>
+            <w:proofErr w:type="spellEnd"/>
+            <w:r>
+              <w:rPr>
+                <w:b/>
+                <w:sz w:val="20"/>
+                <w:szCs w:val="20"/>
+              </w:rPr>
+              <w:t xml:space="preserve"> Date:</w:t>
+            </w:r>
+          </w:p>
+        </w:tc>
+        <w:tc>
+          <w:tcPr>
+            <w:tcW w:w="6379" w:type="dxa"/>
+            <w:gridSpan w:val="3"/>
+          </w:tcPr>
+          <w:p>
+            <w:pPr>
+              <w:rPr>
+                <w:iCs/>
+                <w:color w:val="FF0000"/>
+              </w:rPr>
+            </w:pPr>
+            <w:r>
+              <w:rPr>
+                <w:iCs/>
+                <w:color w:val="FF0000"/>
+              </w:rPr>
+              <w:t>21-09-2026</w:t>
+            </w:r>
+          </w:p>
+        </w:tc>
+      </w:tr>
+      <w:tr>
+        <w:tc>
+          <w:tcPr>
+            <w:tcW w:w="2088" w:type="dxa"/>
+          </w:tcPr>
+          <w:p>
+            <w:pPr>
+              <w:rPr>
+                <w:b/>
+                <w:sz w:val="20"/>
+                <w:szCs w:val="20"/>
+              </w:rPr>
+            </w:pPr>
+            <w:proofErr w:type="spellStart"/>
+            <w:r>
+              <w:rPr>
+                <w:b/>
+                <w:sz w:val="20"/>
+                <w:szCs w:val="20"/>
+              </w:rPr>
+              <w:t>Submission</w:t>
+            </w:r>
+            <w:proofErr w:type="spellEnd"/>
+            <w:r>
+              <w:rPr>
+                <w:b/>
+                <w:sz w:val="20"/>
+                <w:szCs w:val="20"/>
+              </w:rPr>
+              <w:t xml:space="preserve"> </w:t>
+            </w:r>
+            <w:proofErr w:type="spellStart"/>
+            <w:r>
+              <w:rPr>
+                <w:b/>
+                <w:sz w:val="20"/>
+                <w:szCs w:val="20"/>
+              </w:rPr>
+              <w:t>Deadline</w:t>
+            </w:r>
+            <w:proofErr w:type="spellEnd"/>
+            <w:r>
+              <w:rPr>
+                <w:b/>
+                <w:sz w:val="20"/>
+                <w:szCs w:val="20"/>
+              </w:rPr>
+              <w:t xml:space="preserve"> Date:</w:t>
+            </w:r>
+          </w:p>
+        </w:tc>
+        <w:tc>
+          <w:tcPr>
+            <w:tcW w:w="6379" w:type="dxa"/>
+            <w:gridSpan w:val="3"/>
+          </w:tcPr>
+          <w:p>
+            <w:pPr>
+              <w:rPr>
+                <w:i/>
+                <w:sz w:val="20"/>
+                <w:szCs w:val="20"/>
+              </w:rPr>
+            </w:pPr>
+            <w:r>
+              <w:rPr>
+                <w:i/>
+                <w:sz w:val="20"/>
+                <w:szCs w:val="20"/>
+              </w:rPr>
+              <w:t>25-10-2026</w:t>
+            </w:r>
+          </w:p>
+        </w:tc>
+      </w:tr>
+      <w:tr>
+        <w:tc>
+          <w:tcPr>
+            <w:tcW w:w="2088" w:type="dxa"/>
+          </w:tcPr>
+          <w:p>
+            <w:pPr>
+              <w:rPr>
+                <w:b/>
+                <w:sz w:val="20"/>
+                <w:szCs w:val="20"/>
+              </w:rPr>
+            </w:pPr>
+            <w:r>
+              <w:rPr>
+                <w:b/>
+                <w:sz w:val="20"/>
+                <w:szCs w:val="20"/>
+              </w:rPr>
+              <w:t xml:space="preserve">GitHub </w:t>
+            </w:r>
+            <w:proofErr w:type="gramStart"/>
+            <w:r>
+              <w:rPr>
+                <w:b/>
+                <w:sz w:val="20"/>
+                <w:szCs w:val="20"/>
+              </w:rPr>
+              <w:t>Link</w:t>
+            </w:r>
+            <w:proofErr w:type="gramEnd"/>
+          </w:p>
+        </w:tc>
+        <w:tc>
+          <w:tcPr>
+            <w:tcW w:w="6379" w:type="dxa"/>
+            <w:gridSpan w:val="3"/>
+          </w:tcPr>
+          <w:p>
+            <w:pPr>
+              <w:rPr>
+                <w:i/>
+                <w:sz w:val="20"/>
+                <w:szCs w:val="20"/>
+                <w:lang w:val="en-GB"/>
+              </w:rPr>
+            </w:pPr>
+            <w:r>
+              <w:rPr>
+                <w:i/>
+                <w:sz w:val="20"/>
+                <w:szCs w:val="20"/>
+              </w:rPr>
+              <w:fldChar w:fldCharType="begin"/>
+            </w:r>
+            <w:r>
+              <w:rPr>
+                <w:i/>
+                <w:sz w:val="20"/>
+                <w:szCs w:val="20"/>
+                <w:lang w:val="en-GB"/>
+              </w:rPr>
+              <w:instrText>HYPERLINK "https://github.com/licalexxibarrola-sketch/CA1-Strategic-Thinking"</w:instrText>
+            </w:r>
+            <w:r>
+              <w:rPr>
+                <w:i/>
+                <w:sz w:val="20"/>
+                <w:szCs w:val="20"/>
+              </w:rPr>
+            </w:r>
+            <w:r>
+              <w:rPr>
+                <w:i/>
+                <w:sz w:val="20"/>
+                <w:szCs w:val="20"/>
+              </w:rPr>
+              <w:fldChar w:fldCharType="separate"/>
+            </w:r>
+            <w:r>
+              <w:rPr>
+                <w:rStyle w:val="Hipervnculo"/>
+                <w:i/>
+                <w:sz w:val="20"/>
+                <w:szCs w:val="20"/>
+                <w:lang w:val="en-GB"/>
+              </w:rPr>
+              <w:t>licalexxibarrola-sketch/CA1-Strategic-Thinking</w:t>
+            </w:r>
+            <w:r>
+              <w:rPr>
+                <w:i/>
+                <w:sz w:val="20"/>
+                <w:szCs w:val="20"/>
+                <w:lang w:val="en-GB"/>
+              </w:rPr>
+              <w:fldChar w:fldCharType="end"/>
+            </w:r>
+          </w:p>
+        </w:tc>
+      </w:tr>
+      <w:tr>
+        <w:tc>
+          <w:tcPr>
+            <w:tcW w:w="2088" w:type="dxa"/>
+          </w:tcPr>
+          <w:p>
+            <w:pPr>
+              <w:rPr>
+                <w:b/>
+                <w:sz w:val="20"/>
+                <w:szCs w:val="20"/>
+              </w:rPr>
+            </w:pPr>
+            <w:proofErr w:type="gramStart"/>
+            <w:r>
+              <w:rPr>
+                <w:b/>
+                <w:sz w:val="20"/>
+                <w:szCs w:val="20"/>
+              </w:rPr>
+              <w:t>Link</w:t>
+            </w:r>
+            <w:proofErr w:type="gramEnd"/>
+            <w:r>
+              <w:rPr>
+                <w:b/>
+                <w:sz w:val="20"/>
+                <w:szCs w:val="20"/>
+              </w:rPr>
+              <w:t xml:space="preserve"> </w:t>
+            </w:r>
+            <w:proofErr w:type="spellStart"/>
+            <w:r>
+              <w:rPr>
+                <w:b/>
+                <w:sz w:val="20"/>
+                <w:szCs w:val="20"/>
+              </w:rPr>
+              <w:t>for</w:t>
+            </w:r>
+            <w:proofErr w:type="spellEnd"/>
+            <w:r>
+              <w:rPr>
+                <w:b/>
+                <w:sz w:val="20"/>
+                <w:szCs w:val="20"/>
+              </w:rPr>
+              <w:t xml:space="preserve"> </w:t>
+            </w:r>
+            <w:proofErr w:type="spellStart"/>
+            <w:r>
+              <w:rPr>
+                <w:b/>
+                <w:sz w:val="20"/>
+                <w:szCs w:val="20"/>
+              </w:rPr>
+              <w:t>the</w:t>
+            </w:r>
+            <w:proofErr w:type="spellEnd"/>
+            <w:r>
+              <w:rPr>
+                <w:b/>
+                <w:sz w:val="20"/>
+                <w:szCs w:val="20"/>
+              </w:rPr>
+              <w:t xml:space="preserve"> </w:t>
+            </w:r>
+            <w:proofErr w:type="spellStart"/>
+            <w:r>
+              <w:rPr>
+                <w:b/>
+                <w:sz w:val="20"/>
+                <w:szCs w:val="20"/>
+              </w:rPr>
+              <w:t>dataset</w:t>
+            </w:r>
+            <w:proofErr w:type="spellEnd"/>
+            <w:r>
+              <w:rPr>
+                <w:b/>
+                <w:sz w:val="20"/>
+                <w:szCs w:val="20"/>
+              </w:rPr>
+              <w:t>:</w:t>
+            </w:r>
+          </w:p>
+        </w:tc>
+        <w:tc>
+          <w:tcPr>
+            <w:tcW w:w="6379" w:type="dxa"/>
+            <w:gridSpan w:val="3"/>
+          </w:tcPr>
+          <w:p>
+            <w:pPr>
+              <w:rPr>
+                <w:i/>
+                <w:sz w:val="20"/>
+                <w:szCs w:val="20"/>
+                <w:lang w:val="en-GB"/>
+              </w:rPr>
+            </w:pPr>
+          </w:p>
+        </w:tc>
+      </w:tr>
+    </w:tbl>
+    <w:p>
+      <w:pPr>
+        <w:rPr>
+          <w:u w:val="single"/>
+        </w:rPr>
+      </w:pPr>
     </w:p>
     <w:p/>
     <w:sectPr>
@@ -631,7 +1728,6 @@
   <w:style w:type="character" w:default="1" w:styleId="Fuentedeprrafopredeter">
     <w:name w:val="Default Paragraph Font"/>
     <w:uiPriority w:val="1"/>
-    <w:semiHidden/>
     <w:unhideWhenUsed/>
   </w:style>
   <w:style w:type="table" w:default="1" w:styleId="Tablanormal">
@@ -943,6 +2039,29 @@
       <w:smallCaps/>
       <w:color w:val="0F4761" w:themeColor="accent1" w:themeShade="BF"/>
       <w:spacing w:val="5"/>
+    </w:rPr>
+  </w:style>
+  <w:style w:type="character" w:styleId="Hipervnculo">
+    <w:name w:val="Hyperlink"/>
+    <w:basedOn w:val="Fuentedeprrafopredeter"/>
+    <w:uiPriority w:val="99"/>
+    <w:unhideWhenUsed/>
+    <w:rsid w:val="00C72754"/>
+    <w:rPr>
+      <w:color w:val="467886" w:themeColor="hyperlink"/>
+      <w:u w:val="single"/>
+    </w:rPr>
+  </w:style>
+  <w:style w:type="character" w:styleId="Mencinsinresolver">
+    <w:name w:val="Unresolved Mention"/>
+    <w:basedOn w:val="Fuentedeprrafopredeter"/>
+    <w:uiPriority w:val="99"/>
+    <w:semiHidden/>
+    <w:unhideWhenUsed/>
+    <w:rsid w:val="00C72754"/>
+    <w:rPr>
+      <w:color w:val="605E5C"/>
+      <w:shd w:val="clear" w:color="auto" w:fill="E1DFDD"/>
     </w:rPr>
   </w:style>
 </w:styles>

--- a/Capstone Project Strategic Thinking.docx
+++ b/Capstone Project Strategic Thinking.docx
@@ -920,18 +920,8 @@
                 <w:sz w:val="20"/>
                 <w:szCs w:val="20"/>
               </w:rPr>
-              <w:t xml:space="preserve">GitHub </w:t>
-            </w:r>
-            <w:proofErr w:type="gramStart"/>
-            <w:r>
-              <w:rPr>
-                <w:b/>
-                <w:sz w:val="20"/>
-                <w:szCs w:val="20"/>
-              </w:rPr>
-              <w:t>Link</w:t>
-            </w:r>
-            <w:proofErr w:type="gramEnd"/>
+              <w:t>GitHub Link</w:t>
+            </w:r>
           </w:p>
         </w:tc>
         <w:tc>
@@ -948,57 +938,30 @@
                 <w:lang w:val="en-GB"/>
               </w:rPr>
             </w:pPr>
-            <w:r>
-              <w:rPr>
-                <w:i/>
-                <w:sz w:val="20"/>
-                <w:szCs w:val="20"/>
-              </w:rPr>
-              <w:fldChar w:fldCharType="begin"/>
-            </w:r>
-            <w:r>
-              <w:rPr>
-                <w:i/>
-                <w:sz w:val="20"/>
-                <w:szCs w:val="20"/>
-                <w:lang w:val="en-GB"/>
-              </w:rPr>
-              <w:instrText>HYPERLINK "https://github.com/licalexxibarrola-sketch/CA1-Strategic-Thinking"</w:instrText>
-            </w:r>
-            <w:r>
-              <w:rPr>
-                <w:i/>
-                <w:sz w:val="20"/>
-                <w:szCs w:val="20"/>
-              </w:rPr>
-            </w:r>
-            <w:r>
-              <w:rPr>
-                <w:i/>
-                <w:sz w:val="20"/>
-                <w:szCs w:val="20"/>
-              </w:rPr>
-              <w:fldChar w:fldCharType="separate"/>
-            </w:r>
-            <w:r>
-              <w:rPr>
-                <w:rStyle w:val="Hipervnculo"/>
-                <w:i/>
-                <w:sz w:val="20"/>
-                <w:szCs w:val="20"/>
-                <w:lang w:val="en-GB"/>
-              </w:rPr>
-              <w:t>licalexxibarrola-sketch/CA1-Strategic-Thinking</w:t>
-            </w:r>
-            <w:r>
-              <w:rPr>
-                <w:i/>
-                <w:sz w:val="20"/>
-                <w:szCs w:val="20"/>
-                <w:lang w:val="en-GB"/>
-              </w:rPr>
-              <w:fldChar w:fldCharType="end"/>
-            </w:r>
+            <w:hyperlink r:id="rId5" w:history="1">
+              <w:proofErr w:type="spellStart"/>
+              <w:r>
+                <w:rPr>
+                  <w:rStyle w:val="Hipervnculo"/>
+                  <w:i/>
+                  <w:sz w:val="20"/>
+                  <w:szCs w:val="20"/>
+                  <w:lang w:val="en-GB"/>
+                </w:rPr>
+                <w:t>licalexxibarrola</w:t>
+              </w:r>
+              <w:proofErr w:type="spellEnd"/>
+              <w:r>
+                <w:rPr>
+                  <w:rStyle w:val="Hipervnculo"/>
+                  <w:i/>
+                  <w:sz w:val="20"/>
+                  <w:szCs w:val="20"/>
+                  <w:lang w:val="en-GB"/>
+                </w:rPr>
+                <w:t>-sketch/CA1-Strategic-Thinking</w:t>
+              </w:r>
+            </w:hyperlink>
           </w:p>
         </w:tc>
       </w:tr>
@@ -1015,41 +978,13 @@
                 <w:szCs w:val="20"/>
               </w:rPr>
             </w:pPr>
-            <w:proofErr w:type="gramStart"/>
-            <w:r>
-              <w:rPr>
-                <w:b/>
-                <w:sz w:val="20"/>
-                <w:szCs w:val="20"/>
-              </w:rPr>
-              <w:t>Link</w:t>
-            </w:r>
-            <w:proofErr w:type="gramEnd"/>
-            <w:r>
-              <w:rPr>
-                <w:b/>
-                <w:sz w:val="20"/>
-                <w:szCs w:val="20"/>
-              </w:rPr>
-              <w:t xml:space="preserve"> </w:t>
-            </w:r>
-            <w:proofErr w:type="spellStart"/>
-            <w:r>
-              <w:rPr>
-                <w:b/>
-                <w:sz w:val="20"/>
-                <w:szCs w:val="20"/>
-              </w:rPr>
-              <w:t>for</w:t>
-            </w:r>
-            <w:proofErr w:type="spellEnd"/>
-            <w:r>
-              <w:rPr>
-                <w:b/>
-                <w:sz w:val="20"/>
-                <w:szCs w:val="20"/>
-              </w:rPr>
-              <w:t xml:space="preserve"> </w:t>
+            <w:r>
+              <w:rPr>
+                <w:b/>
+                <w:sz w:val="20"/>
+                <w:szCs w:val="20"/>
+              </w:rPr>
+              <w:t xml:space="preserve">Link for </w:t>
             </w:r>
             <w:proofErr w:type="spellStart"/>
             <w:r>
@@ -1115,6 +1050,439 @@
       </w:pPr>
     </w:p>
     <w:p/>
+    <w:p/>
+    <w:p/>
+    <w:p/>
+    <w:p/>
+    <w:p/>
+    <w:p/>
+    <w:p/>
+    <w:p>
+      <w:pPr>
+        <w:rPr>
+          <w:b/>
+          <w:lang w:val="en-IE"/>
+        </w:rPr>
+      </w:pPr>
+      <w:r>
+        <w:rPr>
+          <w:b/>
+          <w:lang w:val="en-IE"/>
+        </w:rPr>
+        <w:lastRenderedPageBreak/>
+        <w:t>1. Project Title</w:t>
+      </w:r>
+    </w:p>
+    <w:p>
+      <w:pPr>
+        <w:rPr>
+          <w:lang w:val="en-GB"/>
+        </w:rPr>
+      </w:pPr>
+      <w:r>
+        <w:rPr>
+          <w:lang w:val="en-GB"/>
+        </w:rPr>
+        <w:t>Retail Demand Forecasting f</w:t>
+      </w:r>
+      <w:r>
+        <w:rPr>
+          <w:lang w:val="en-GB"/>
+        </w:rPr>
+        <w:t xml:space="preserve">or Improved Inventory Planning and Replenishment </w:t>
+      </w:r>
+    </w:p>
+    <w:p>
+      <w:pPr>
+        <w:rPr>
+          <w:b/>
+          <w:lang w:val="en-IE"/>
+        </w:rPr>
+      </w:pPr>
+      <w:r>
+        <w:rPr>
+          <w:b/>
+          <w:lang w:val="en-IE"/>
+        </w:rPr>
+        <w:t>2. Introduction</w:t>
+      </w:r>
+    </w:p>
+    <w:p>
+      <w:pPr>
+        <w:rPr>
+          <w:lang w:val="en-IE"/>
+        </w:rPr>
+      </w:pPr>
+      <w:r>
+        <w:rPr>
+          <w:lang w:val="en-IE"/>
+        </w:rPr>
+        <w:t xml:space="preserve">Overall large retail companies often face common business challenges, including overstocking, slow moving  items and </w:t>
+      </w:r>
+      <w:proofErr w:type="spellStart"/>
+      <w:r>
+        <w:rPr>
+          <w:lang w:val="en-IE"/>
+        </w:rPr>
+        <w:t>stockous</w:t>
+      </w:r>
+      <w:proofErr w:type="spellEnd"/>
+      <w:r>
+        <w:rPr>
+          <w:lang w:val="en-IE"/>
+        </w:rPr>
+        <w:t xml:space="preserve">. These issues require different departments to coordinate corrective actions, such as transferring stock between warehouses or locations, placing urgent replenishment orders and managing credit notes associated with excess inventory. Furthermore, these situations may affect revenue and sales performance when products are unavailable or replenishment arrives too late to meet customer demand. Managing these </w:t>
+      </w:r>
+      <w:proofErr w:type="spellStart"/>
+      <w:r>
+        <w:rPr>
+          <w:lang w:val="en-IE"/>
+        </w:rPr>
+        <w:t>challengues</w:t>
+      </w:r>
+      <w:proofErr w:type="spellEnd"/>
+      <w:r>
+        <w:rPr>
+          <w:lang w:val="en-IE"/>
+        </w:rPr>
+        <w:t xml:space="preserve"> can create significant operational complexity. Therefore , this project aims to investigate how retail demand </w:t>
+      </w:r>
+      <w:proofErr w:type="spellStart"/>
+      <w:r>
+        <w:rPr>
+          <w:lang w:val="en-IE"/>
+        </w:rPr>
+        <w:t>forescasting</w:t>
+      </w:r>
+      <w:proofErr w:type="spellEnd"/>
+      <w:r>
+        <w:rPr>
+          <w:lang w:val="en-IE"/>
+        </w:rPr>
+        <w:t xml:space="preserve"> can be improved through data analytics and predictive modelling to support inventory planning and replenishment decisions.</w:t>
+      </w:r>
+    </w:p>
+    <w:p>
+      <w:pPr>
+        <w:rPr>
+          <w:lang w:val="en-IE"/>
+        </w:rPr>
+      </w:pPr>
+    </w:p>
+    <w:p>
+      <w:pPr>
+        <w:rPr>
+          <w:lang w:val="en-IE"/>
+        </w:rPr>
+      </w:pPr>
+      <w:r>
+        <w:rPr>
+          <w:lang w:val="en-IE"/>
+        </w:rPr>
+        <w:t>Provide a brief overview of the proposed project. Explain the business context, relevance and significance of the project and why the selected problem is worth investigating.</w:t>
+      </w:r>
+    </w:p>
+    <w:p>
+      <w:pPr>
+        <w:rPr>
+          <w:b/>
+          <w:lang w:val="en-IE"/>
+        </w:rPr>
+      </w:pPr>
+      <w:r>
+        <w:rPr>
+          <w:b/>
+          <w:lang w:val="en-IE"/>
+        </w:rPr>
+        <w:t>3. Problem Definition</w:t>
+      </w:r>
+    </w:p>
+    <w:p>
+      <w:pPr>
+        <w:rPr>
+          <w:lang w:val="en-IE"/>
+        </w:rPr>
+      </w:pPr>
+      <w:r>
+        <w:rPr>
+          <w:lang w:val="en-IE"/>
+        </w:rPr>
+        <w:t>Clearly define the business problem or challenge you intend to address. Explain its impact and how data analytics and predictive modelling can contribute towards addressing the problem.</w:t>
+      </w:r>
+    </w:p>
+    <w:p>
+      <w:pPr>
+        <w:rPr>
+          <w:b/>
+          <w:lang w:val="en-IE"/>
+        </w:rPr>
+      </w:pPr>
+      <w:r>
+        <w:rPr>
+          <w:b/>
+          <w:lang w:val="en-IE"/>
+        </w:rPr>
+        <w:t>4. Aim and Objectives</w:t>
+      </w:r>
+    </w:p>
+    <w:p>
+      <w:pPr>
+        <w:rPr>
+          <w:lang w:val="en-IE"/>
+        </w:rPr>
+      </w:pPr>
+      <w:r>
+        <w:rPr>
+          <w:lang w:val="en-IE"/>
+        </w:rPr>
+        <w:t xml:space="preserve">State the overall aim of the project and provide </w:t>
+      </w:r>
+      <w:r>
+        <w:rPr>
+          <w:b/>
+          <w:bCs/>
+          <w:lang w:val="en-IE"/>
+        </w:rPr>
+        <w:t>3–5 clear and achievable objectives</w:t>
+      </w:r>
+      <w:r>
+        <w:rPr>
+          <w:lang w:val="en-IE"/>
+        </w:rPr>
+        <w:t>. Include an appropriate business objective or hypothesis that will be explored through the project.</w:t>
+      </w:r>
+    </w:p>
+    <w:p>
+      <w:pPr>
+        <w:rPr>
+          <w:b/>
+          <w:lang w:val="en-IE"/>
+        </w:rPr>
+      </w:pPr>
+      <w:r>
+        <w:rPr>
+          <w:b/>
+          <w:lang w:val="en-IE"/>
+        </w:rPr>
+        <w:t>5. Scope</w:t>
+      </w:r>
+    </w:p>
+    <w:p>
+      <w:pPr>
+        <w:rPr>
+          <w:lang w:val="en-IE"/>
+        </w:rPr>
+      </w:pPr>
+      <w:r>
+        <w:rPr>
+          <w:lang w:val="en-IE"/>
+        </w:rPr>
+        <w:t xml:space="preserve">Clearly define what will be </w:t>
+      </w:r>
+      <w:r>
+        <w:rPr>
+          <w:b/>
+          <w:bCs/>
+          <w:lang w:val="en-IE"/>
+        </w:rPr>
+        <w:t>included and excluded</w:t>
+      </w:r>
+      <w:r>
+        <w:rPr>
+          <w:lang w:val="en-IE"/>
+        </w:rPr>
+        <w:t xml:space="preserve"> from the project. The proposed work should have sufficient scope for investigation and development across two semesters.</w:t>
+      </w:r>
+    </w:p>
+    <w:p>
+      <w:pPr>
+        <w:rPr>
+          <w:b/>
+          <w:lang w:val="en-IE"/>
+        </w:rPr>
+      </w:pPr>
+      <w:r>
+        <w:rPr>
+          <w:b/>
+          <w:lang w:val="en-IE"/>
+        </w:rPr>
+        <w:t>6. Methodology</w:t>
+      </w:r>
+    </w:p>
+    <w:p>
+      <w:pPr>
+        <w:rPr>
+          <w:lang w:val="en-IE"/>
+        </w:rPr>
+      </w:pPr>
+      <w:r>
+        <w:rPr>
+          <w:lang w:val="en-IE"/>
+        </w:rPr>
+        <w:t>Describe how you plan to carry out the project. Explain the proposed data analytics methods, predictive modelling techniques, technologies and tools, and briefly justify your choices.</w:t>
+      </w:r>
+    </w:p>
+    <w:p>
+      <w:pPr>
+        <w:rPr>
+          <w:lang w:val="en-IE"/>
+        </w:rPr>
+      </w:pPr>
+      <w:r>
+        <w:rPr>
+          <w:lang w:val="en-IE"/>
+        </w:rPr>
+        <w:t xml:space="preserve">Include a </w:t>
+      </w:r>
+      <w:r>
+        <w:rPr>
+          <w:b/>
+          <w:bCs/>
+          <w:lang w:val="en-IE"/>
+        </w:rPr>
+        <w:t>high-level architectural diagram</w:t>
+      </w:r>
+      <w:r>
+        <w:rPr>
+          <w:lang w:val="en-IE"/>
+        </w:rPr>
+        <w:t xml:space="preserve"> showing the proposed workflow or system architecture and how the main components are connected. Briefly explain the main components and overall workflow.</w:t>
+      </w:r>
+    </w:p>
+    <w:p>
+      <w:pPr>
+        <w:rPr>
+          <w:b/>
+          <w:lang w:val="en-IE"/>
+        </w:rPr>
+      </w:pPr>
+      <w:r>
+        <w:rPr>
+          <w:b/>
+          <w:lang w:val="en-IE"/>
+        </w:rPr>
+        <w:t>7. Data Sources</w:t>
+      </w:r>
+    </w:p>
+    <w:p>
+      <w:pPr>
+        <w:rPr>
+          <w:lang w:val="en-IE"/>
+        </w:rPr>
+      </w:pPr>
+      <w:r>
+        <w:rPr>
+          <w:lang w:val="en-IE"/>
+        </w:rPr>
+        <w:t>Identify the dataset(s) or data sources you intend to use. Describe the type and approximate amount of data required, its relevance to the business problem, and evidence of appropriate permission or rights to access and use the data.</w:t>
+      </w:r>
+    </w:p>
+    <w:p>
+      <w:pPr>
+        <w:rPr>
+          <w:b/>
+          <w:lang w:val="en-IE"/>
+        </w:rPr>
+      </w:pPr>
+      <w:r>
+        <w:rPr>
+          <w:b/>
+          <w:lang w:val="en-IE"/>
+        </w:rPr>
+        <w:lastRenderedPageBreak/>
+        <w:t>8. Expected Deliverables</w:t>
+      </w:r>
+    </w:p>
+    <w:p>
+      <w:pPr>
+        <w:rPr>
+          <w:lang w:val="en-IE"/>
+        </w:rPr>
+      </w:pPr>
+      <w:r>
+        <w:rPr>
+          <w:lang w:val="en-IE"/>
+        </w:rPr>
+        <w:t>Clearly state what you expect to produce by the end of Semester 2, including the expected analytical and predictive modelling outputs and any relevant dashboard, application, system or other project deliverables.</w:t>
+      </w:r>
+    </w:p>
+    <w:p>
+      <w:pPr>
+        <w:rPr>
+          <w:b/>
+          <w:lang w:val="en-IE"/>
+        </w:rPr>
+      </w:pPr>
+      <w:r>
+        <w:rPr>
+          <w:b/>
+          <w:lang w:val="en-IE"/>
+        </w:rPr>
+        <w:t>9. Project Timeline</w:t>
+      </w:r>
+    </w:p>
+    <w:p>
+      <w:pPr>
+        <w:rPr>
+          <w:lang w:val="en-IE"/>
+        </w:rPr>
+      </w:pPr>
+      <w:r>
+        <w:rPr>
+          <w:lang w:val="en-IE"/>
+        </w:rPr>
+        <w:t xml:space="preserve">Provide a </w:t>
+      </w:r>
+      <w:r>
+        <w:rPr>
+          <w:b/>
+          <w:bCs/>
+          <w:lang w:val="en-IE"/>
+        </w:rPr>
+        <w:t>high-level project timeline diagram (e.g., a Gantt chart)</w:t>
+      </w:r>
+      <w:r>
+        <w:rPr>
+          <w:lang w:val="en-IE"/>
+        </w:rPr>
+        <w:t xml:space="preserve"> covering both semesters. Clearly show the main project phases, key activities, milestones and expected completion periods.</w:t>
+      </w:r>
+    </w:p>
+    <w:p>
+      <w:pPr>
+        <w:rPr>
+          <w:b/>
+          <w:lang w:val="en-IE"/>
+        </w:rPr>
+      </w:pPr>
+      <w:r>
+        <w:rPr>
+          <w:b/>
+          <w:lang w:val="en-IE"/>
+        </w:rPr>
+        <w:t>10. Ethical and Legal Considerations</w:t>
+      </w:r>
+    </w:p>
+    <w:p>
+      <w:pPr>
+        <w:rPr>
+          <w:lang w:val="en-IE"/>
+        </w:rPr>
+      </w:pPr>
+      <w:r>
+        <w:rPr>
+          <w:lang w:val="en-IE"/>
+        </w:rPr>
+        <w:t>Identify relevant ethical, privacy, data protection, security and data-use considerations associated with the project. Explain how these will be appropriately addressed, including permissions for accessing and using the selected data.</w:t>
+      </w:r>
+    </w:p>
+    <w:p>
+      <w:pPr>
+        <w:rPr>
+          <w:lang w:val="en-IE"/>
+        </w:rPr>
+      </w:pPr>
+    </w:p>
     <w:sectPr>
       <w:pgSz w:w="12240" w:h="15840"/>
       <w:pgMar w:top="1417" w:right="1701" w:bottom="1417" w:left="1701" w:header="708" w:footer="708" w:gutter="0"/>
